--- a/APLOS/POPResources/Templates/Requisition202034.docx
+++ b/APLOS/POPResources/Templates/Requisition202034.docx
@@ -1,6 +1,6 @@
 
 <file path=word/document.xml><?xml version="1.0" encoding="utf-8"?>
-<w:document xmlns:wpc="http://schemas.microsoft.com/office/word/2010/wordprocessingCanvas" xmlns:cx="http://schemas.microsoft.com/office/drawing/2014/chartex" xmlns:cx1="http://schemas.microsoft.com/office/drawing/2015/9/8/chartex" xmlns:cx2="http://schemas.microsoft.com/office/drawing/2015/10/21/chartex" xmlns:cx3="http://schemas.microsoft.com/office/drawing/2016/5/9/chartex" xmlns:cx4="http://schemas.microsoft.com/office/drawing/2016/5/10/chartex" xmlns:cx5="http://schemas.microsoft.com/office/drawing/2016/5/11/chartex" xmlns:cx6="http://schemas.microsoft.com/office/drawing/2016/5/12/chartex" xmlns:cx7="http://schemas.microsoft.com/office/drawing/2016/5/13/chartex" xmlns:cx8="http://schemas.microsoft.com/office/drawing/2016/5/14/chartex" xmlns:mc="http://schemas.openxmlformats.org/markup-compatibility/2006" xmlns:aink="http://schemas.microsoft.com/office/drawing/2016/ink" xmlns:am3d="http://schemas.microsoft.com/office/drawing/2017/model3d" xmlns:o="urn:schemas-microsoft-com:office:office" xmlns:r="http://schemas.openxmlformats.org/officeDocument/2006/relationships" xmlns:m="http://schemas.openxmlformats.org/officeDocument/2006/math" xmlns:v="urn:schemas-microsoft-com:vml" xmlns:wp14="http://schemas.microsoft.com/office/word/2010/wordprocessingDrawing" xmlns:wp="http://schemas.openxmlformats.org/drawingml/2006/wordprocessingDrawing" xmlns:w10="urn:schemas-microsoft-com:office:word" xmlns:w="http://schemas.openxmlformats.org/wordprocessingml/2006/main" xmlns:w14="http://schemas.microsoft.com/office/word/2010/wordml" xmlns:w15="http://schemas.microsoft.com/office/word/2012/wordml" xmlns:w16cex="http://schemas.microsoft.com/office/word/2018/wordml/cex" xmlns:w16cid="http://schemas.microsoft.com/office/word/2016/wordml/cid" xmlns:w16="http://schemas.microsoft.com/office/word/2018/wordml" xmlns:w16sdtdh="http://schemas.microsoft.com/office/word/2020/wordml/sdtdatahash" xmlns:w16se="http://schemas.microsoft.com/office/word/2015/wordml/symex" xmlns:wpg="http://schemas.microsoft.com/office/word/2010/wordprocessingGroup" xmlns:wpi="http://schemas.microsoft.com/office/word/2010/wordprocessingInk" xmlns:wne="http://schemas.microsoft.com/office/word/2006/wordml" xmlns:wps="http://schemas.microsoft.com/office/word/2010/wordprocessingShape" mc:Ignorable="w14 w15 w16se w16cid w16 w16cex w16sdtdh wp14">
+<w:document xmlns:wpc="http://schemas.microsoft.com/office/word/2010/wordprocessingCanvas" xmlns:cx="http://schemas.microsoft.com/office/drawing/2014/chartex" xmlns:cx1="http://schemas.microsoft.com/office/drawing/2015/9/8/chartex" xmlns:cx2="http://schemas.microsoft.com/office/drawing/2015/10/21/chartex" xmlns:cx3="http://schemas.microsoft.com/office/drawing/2016/5/9/chartex" xmlns:cx4="http://schemas.microsoft.com/office/drawing/2016/5/10/chartex" xmlns:cx5="http://schemas.microsoft.com/office/drawing/2016/5/11/chartex" xmlns:cx6="http://schemas.microsoft.com/office/drawing/2016/5/12/chartex" xmlns:cx7="http://schemas.microsoft.com/office/drawing/2016/5/13/chartex" xmlns:cx8="http://schemas.microsoft.com/office/drawing/2016/5/14/chartex" xmlns:mc="http://schemas.openxmlformats.org/markup-compatibility/2006" xmlns:aink="http://schemas.microsoft.com/office/drawing/2016/ink" xmlns:am3d="http://schemas.microsoft.com/office/drawing/2017/model3d" xmlns:o="urn:schemas-microsoft-com:office:office" xmlns:oel="http://schemas.microsoft.com/office/2019/extlst" xmlns:r="http://schemas.openxmlformats.org/officeDocument/2006/relationships" xmlns:m="http://schemas.openxmlformats.org/officeDocument/2006/math" xmlns:v="urn:schemas-microsoft-com:vml" xmlns:wp14="http://schemas.microsoft.com/office/word/2010/wordprocessingDrawing" xmlns:wp="http://schemas.openxmlformats.org/drawingml/2006/wordprocessingDrawing" xmlns:w10="urn:schemas-microsoft-com:office:word" xmlns:w="http://schemas.openxmlformats.org/wordprocessingml/2006/main" xmlns:w14="http://schemas.microsoft.com/office/word/2010/wordml" xmlns:w15="http://schemas.microsoft.com/office/word/2012/wordml" xmlns:w16cex="http://schemas.microsoft.com/office/word/2018/wordml/cex" xmlns:w16cid="http://schemas.microsoft.com/office/word/2016/wordml/cid" xmlns:w16="http://schemas.microsoft.com/office/word/2018/wordml" xmlns:w16sdtdh="http://schemas.microsoft.com/office/word/2020/wordml/sdtdatahash" xmlns:w16se="http://schemas.microsoft.com/office/word/2015/wordml/symex" xmlns:wpg="http://schemas.microsoft.com/office/word/2010/wordprocessingGroup" xmlns:wpi="http://schemas.microsoft.com/office/word/2010/wordprocessingInk" xmlns:wne="http://schemas.microsoft.com/office/word/2006/wordml" xmlns:wps="http://schemas.microsoft.com/office/word/2010/wordprocessingShape" mc:Ignorable="w14 w15 w16se w16cid w16 w16cex w16sdtdh wp14">
   <w:body>
     <w:p>
       <w:r>
@@ -86,6 +86,7 @@
                               </w:rPr>
                               <w:t>{</w:t>
                             </w:r>
+                            <w:proofErr w:type="spellStart"/>
                             <w:r>
                               <w:rPr>
                                 <w:rFonts w:ascii="Tahoma" w:hAnsi="Tahoma" w:cs="Tahoma"/>
@@ -98,6 +99,7 @@
                               </w:rPr>
                               <w:t>RequisitionType</w:t>
                             </w:r>
+                            <w:proofErr w:type="spellEnd"/>
                             <w:r>
                               <w:rPr>
                                 <w:rFonts w:ascii="Tahoma" w:eastAsia="Times New Roman" w:hAnsi="Tahoma" w:cs="Tahoma"/>
@@ -139,7 +141,7 @@
                 <v:stroke joinstyle="miter"/>
                 <v:path gradientshapeok="t" o:connecttype="rect"/>
               </v:shapetype>
-              <v:shape id="Text Box 2" o:spid="_x0000_s1026" type="#_x0000_t202" style="position:absolute;margin-left:-44.95pt;margin-top:-1.65pt;width:178.35pt;height:20.05pt;z-index:251663360;visibility:visible;mso-wrap-style:square;mso-wrap-distance-left:9pt;mso-wrap-distance-top:0;mso-wrap-distance-right:9pt;mso-wrap-distance-bottom:0;mso-position-horizontal:absolute;mso-position-horizontal-relative:text;mso-position-vertical:absolute;mso-position-vertical-relative:text;v-text-anchor:top" o:gfxdata="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" filled="f" stroked="f">
+              <v:shape id="Text Box 2" o:spid="_x0000_s1026" type="#_x0000_t202" style="position:absolute;margin-left:-44.95pt;margin-top:-1.65pt;width:178.35pt;height:20.05pt;z-index:251663360;visibility:visible;mso-wrap-style:square;mso-wrap-distance-left:9pt;mso-wrap-distance-top:0;mso-wrap-distance-right:9pt;mso-wrap-distance-bottom:0;mso-position-horizontal:absolute;mso-position-horizontal-relative:text;mso-position-vertical:absolute;mso-position-vertical-relative:text;v-text-anchor:top" o:gfxdata="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" filled="f" stroked="f">
                 <v:textbox>
                   <w:txbxContent>
                     <w:p>
@@ -174,6 +176,7 @@
                         </w:rPr>
                         <w:t>{</w:t>
                       </w:r>
+                      <w:proofErr w:type="spellStart"/>
                       <w:r>
                         <w:rPr>
                           <w:rFonts w:ascii="Tahoma" w:hAnsi="Tahoma" w:cs="Tahoma"/>
@@ -186,6 +189,7 @@
                         </w:rPr>
                         <w:t>RequisitionType</w:t>
                       </w:r>
+                      <w:proofErr w:type="spellEnd"/>
                       <w:r>
                         <w:rPr>
                           <w:rFonts w:ascii="Tahoma" w:eastAsia="Times New Roman" w:hAnsi="Tahoma" w:cs="Tahoma"/>
@@ -227,7 +231,8 @@
       </w:tblPr>
       <w:tblGrid>
         <w:gridCol w:w="9045"/>
-        <w:gridCol w:w="9045"/>
+        <w:gridCol w:w="4473"/>
+        <w:gridCol w:w="4572"/>
       </w:tblGrid>
       <w:tr>
         <w:trPr>
@@ -265,7 +270,38 @@
                 <w:sz w:val="16"/>
                 <w:szCs w:val="16"/>
               </w:rPr>
-              <w:t xml:space="preserve">{RQNumber}            </w:t>
+              <w:t>{</w:t>
+            </w:r>
+            <w:proofErr w:type="spellStart"/>
+            <w:proofErr w:type="gramStart"/>
+            <w:r>
+              <w:rPr>
+                <w:rFonts w:ascii="Tahoma" w:eastAsia="Arial" w:hAnsi="Tahoma" w:cs="Tahoma"/>
+                <w:bCs/>
+                <w:sz w:val="16"/>
+                <w:szCs w:val="16"/>
+              </w:rPr>
+              <w:t>RQNumber</w:t>
+            </w:r>
+            <w:proofErr w:type="spellEnd"/>
+            <w:r>
+              <w:rPr>
+                <w:rFonts w:ascii="Tahoma" w:eastAsia="Arial" w:hAnsi="Tahoma" w:cs="Tahoma"/>
+                <w:bCs/>
+                <w:sz w:val="16"/>
+                <w:szCs w:val="16"/>
+              </w:rPr>
+              <w:t xml:space="preserve">}   </w:t>
+            </w:r>
+            <w:proofErr w:type="gramEnd"/>
+            <w:r>
+              <w:rPr>
+                <w:rFonts w:ascii="Tahoma" w:eastAsia="Arial" w:hAnsi="Tahoma" w:cs="Tahoma"/>
+                <w:bCs/>
+                <w:sz w:val="16"/>
+                <w:szCs w:val="16"/>
+              </w:rPr>
+              <w:t xml:space="preserve">         </w:t>
             </w:r>
             <w:r>
               <w:rPr>
@@ -307,6 +343,7 @@
               </w:rPr>
               <w:t>{</w:t>
             </w:r>
+            <w:proofErr w:type="spellStart"/>
             <w:r>
               <w:rPr>
                 <w:rFonts w:ascii="Tahoma" w:hAnsi="Tahoma" w:cs="Tahoma"/>
@@ -317,6 +354,7 @@
               </w:rPr>
               <w:t>EntityName</w:t>
             </w:r>
+            <w:proofErr w:type="spellEnd"/>
             <w:r>
               <w:rPr>
                 <w:rFonts w:ascii="Tahoma" w:hAnsi="Tahoma" w:cs="Tahoma"/>
@@ -373,6 +411,7 @@
               </w:rPr>
               <w:t>{</w:t>
             </w:r>
+            <w:proofErr w:type="spellStart"/>
             <w:r>
               <w:rPr>
                 <w:rFonts w:ascii="Tahoma" w:hAnsi="Tahoma" w:cs="Tahoma"/>
@@ -383,6 +422,7 @@
               </w:rPr>
               <w:t>RequirmentType</w:t>
             </w:r>
+            <w:proofErr w:type="spellEnd"/>
             <w:r>
               <w:rPr>
                 <w:rFonts w:ascii="Tahoma" w:eastAsia="Times New Roman" w:hAnsi="Tahoma" w:cs="Tahoma"/>
@@ -433,7 +473,30 @@
                 <w:sz w:val="16"/>
                 <w:szCs w:val="16"/>
               </w:rPr>
-              <w:t>{requirementReason}</w:t>
+              <w:t>{</w:t>
+            </w:r>
+            <w:proofErr w:type="spellStart"/>
+            <w:proofErr w:type="gramStart"/>
+            <w:r>
+              <w:rPr>
+                <w:rFonts w:ascii="Tahoma" w:eastAsia="Times New Roman" w:hAnsi="Tahoma" w:cs="Tahoma"/>
+                <w:bCs/>
+                <w:color w:val="000000"/>
+                <w:sz w:val="16"/>
+                <w:szCs w:val="16"/>
+              </w:rPr>
+              <w:t>requirementReason</w:t>
+            </w:r>
+            <w:proofErr w:type="spellEnd"/>
+            <w:r>
+              <w:rPr>
+                <w:rFonts w:ascii="Tahoma" w:eastAsia="Times New Roman" w:hAnsi="Tahoma" w:cs="Tahoma"/>
+                <w:bCs/>
+                <w:color w:val="000000"/>
+                <w:sz w:val="16"/>
+                <w:szCs w:val="16"/>
+              </w:rPr>
+              <w:t>}</w:t>
             </w:r>
             <w:r>
               <w:rPr>
@@ -442,7 +505,17 @@
                 <w:sz w:val="16"/>
                 <w:szCs w:val="16"/>
               </w:rPr>
-              <w:t xml:space="preserve">                                                                                                                                                                                                 </w:t>
+              <w:t xml:space="preserve">   </w:t>
+            </w:r>
+            <w:proofErr w:type="gramEnd"/>
+            <w:r>
+              <w:rPr>
+                <w:rFonts w:ascii="Tahoma" w:eastAsia="Arial" w:hAnsi="Tahoma" w:cs="Tahoma"/>
+                <w:bCs/>
+                <w:sz w:val="16"/>
+                <w:szCs w:val="16"/>
+              </w:rPr>
+              <w:t xml:space="preserve">                                                                                                                                                                                              </w:t>
             </w:r>
             <w:r>
               <w:rPr>
@@ -457,7 +530,7 @@
         </w:tc>
         <w:tc>
           <w:tcPr>
-            <w:tcW w:w="9045" w:type="dxa"/>
+            <w:tcW w:w="4473" w:type="dxa"/>
           </w:tcPr>
           <w:p>
             <w:pPr>
@@ -486,7 +559,27 @@
                 <w:sz w:val="16"/>
                 <w:szCs w:val="16"/>
               </w:rPr>
-              <w:t>{OrderRefNo}</w:t>
+              <w:t>{</w:t>
+            </w:r>
+            <w:proofErr w:type="spellStart"/>
+            <w:r>
+              <w:rPr>
+                <w:rFonts w:ascii="Tahoma" w:eastAsia="Arial" w:hAnsi="Tahoma" w:cs="Tahoma"/>
+                <w:bCs/>
+                <w:sz w:val="16"/>
+                <w:szCs w:val="16"/>
+              </w:rPr>
+              <w:t>OrderRefNo</w:t>
+            </w:r>
+            <w:proofErr w:type="spellEnd"/>
+            <w:r>
+              <w:rPr>
+                <w:rFonts w:ascii="Tahoma" w:eastAsia="Arial" w:hAnsi="Tahoma" w:cs="Tahoma"/>
+                <w:bCs/>
+                <w:sz w:val="16"/>
+                <w:szCs w:val="16"/>
+              </w:rPr>
+              <w:t>}</w:t>
             </w:r>
             <w:r>
               <w:rPr>
@@ -506,45 +599,7 @@
                 <w:sz w:val="16"/>
                 <w:szCs w:val="16"/>
               </w:rPr>
-              <w:t xml:space="preserve">                                                                                            </w:t>
-            </w:r>
-            <w:r>
-              <w:rPr>
-                <w:rFonts w:ascii="Tahoma" w:eastAsia="Arial" w:hAnsi="Tahoma" w:cs="Tahoma"/>
-                <w:b/>
-                <w:bCs/>
-                <w:sz w:val="16"/>
-                <w:szCs w:val="16"/>
-              </w:rPr>
-              <w:t xml:space="preserve">Dated:  </w:t>
-            </w:r>
-            <w:r>
-              <w:rPr>
-                <w:rFonts w:ascii="Tahoma" w:eastAsia="Times New Roman" w:hAnsi="Tahoma" w:cs="Tahoma"/>
-                <w:color w:val="000000"/>
-                <w:sz w:val="16"/>
-                <w:szCs w:val="16"/>
-              </w:rPr>
-              <w:t>{</w:t>
-            </w:r>
-            <w:r>
-              <w:rPr>
-                <w:rFonts w:ascii="Tahoma" w:hAnsi="Tahoma" w:cs="Tahoma"/>
-                <w:color w:val="000000"/>
-                <w:sz w:val="16"/>
-                <w:szCs w:val="16"/>
-                <w:highlight w:val="white"/>
-              </w:rPr>
-              <w:t>RequisitionDate</w:t>
-            </w:r>
-            <w:r>
-              <w:rPr>
-                <w:rFonts w:ascii="Tahoma" w:eastAsia="Times New Roman" w:hAnsi="Tahoma" w:cs="Tahoma"/>
-                <w:color w:val="000000"/>
-                <w:sz w:val="16"/>
-                <w:szCs w:val="16"/>
-              </w:rPr>
-              <w:t>}</w:t>
+              <w:t xml:space="preserve">                                                                   </w:t>
             </w:r>
           </w:p>
           <w:p>
@@ -562,7 +617,7 @@
                 <w:sz w:val="16"/>
                 <w:szCs w:val="16"/>
               </w:rPr>
-              <w:t>Checked  Status:</w:t>
+              <w:t>Checked Status:</w:t>
             </w:r>
             <w:r>
               <w:rPr>
@@ -570,8 +625,9 @@
                 <w:sz w:val="16"/>
                 <w:szCs w:val="16"/>
               </w:rPr>
-              <w:t>{</w:t>
-            </w:r>
+              <w:t xml:space="preserve"> {</w:t>
+            </w:r>
+            <w:proofErr w:type="spellStart"/>
             <w:r>
               <w:rPr>
                 <w:rFonts w:ascii="Consolas" w:eastAsia="Calibri" w:hAnsi="Consolas" w:cs="Consolas"/>
@@ -582,6 +638,7 @@
               </w:rPr>
               <w:t>PurOrCheckedStatus</w:t>
             </w:r>
+            <w:proofErr w:type="spellEnd"/>
             <w:r>
               <w:rPr>
                 <w:rFonts w:ascii="Tahoma" w:eastAsia="Calibri" w:hAnsi="Tahoma" w:cs="Tahoma"/>
@@ -596,8 +653,19 @@
                 <w:sz w:val="16"/>
                 <w:szCs w:val="16"/>
               </w:rPr>
-              <w:t xml:space="preserve">                                          </w:t>
-            </w:r>
+              <w:t xml:space="preserve">    </w:t>
+            </w:r>
+          </w:p>
+          <w:p>
+            <w:pPr>
+              <w:rPr>
+                <w:rFonts w:ascii="Arial Narrow" w:eastAsia="Arial" w:hAnsi="Arial Narrow" w:cs="Arial"/>
+                <w:b/>
+                <w:bCs/>
+                <w:sz w:val="14"/>
+                <w:szCs w:val="14"/>
+              </w:rPr>
+            </w:pPr>
             <w:r>
               <w:rPr>
                 <w:rFonts w:ascii="Tahoma" w:eastAsia="Calibri" w:hAnsi="Tahoma" w:cs="Tahoma"/>
@@ -605,16 +673,171 @@
                 <w:sz w:val="16"/>
                 <w:szCs w:val="16"/>
               </w:rPr>
-              <w:t>Approved Status:</w:t>
+              <w:t xml:space="preserve">Checked </w:t>
             </w:r>
             <w:r>
               <w:rPr>
                 <w:rFonts w:ascii="Tahoma" w:eastAsia="Calibri" w:hAnsi="Tahoma" w:cs="Tahoma"/>
-                <w:sz w:val="16"/>
-                <w:szCs w:val="16"/>
-              </w:rPr>
-              <w:t>{</w:t>
-            </w:r>
+                <w:b/>
+                <w:sz w:val="16"/>
+                <w:szCs w:val="16"/>
+              </w:rPr>
+              <w:t>Date</w:t>
+            </w:r>
+            <w:r>
+              <w:rPr>
+                <w:rFonts w:ascii="Tahoma" w:eastAsia="Calibri" w:hAnsi="Tahoma" w:cs="Tahoma"/>
+                <w:b/>
+                <w:sz w:val="16"/>
+                <w:szCs w:val="16"/>
+              </w:rPr>
+              <w:t>:</w:t>
+            </w:r>
+            <w:r>
+              <w:rPr>
+                <w:rFonts w:ascii="Tahoma" w:eastAsia="Calibri" w:hAnsi="Tahoma" w:cs="Tahoma"/>
+                <w:sz w:val="16"/>
+                <w:szCs w:val="16"/>
+              </w:rPr>
+              <w:t xml:space="preserve"> {</w:t>
+            </w:r>
+            <w:proofErr w:type="spellStart"/>
+            <w:proofErr w:type="gramStart"/>
+            <w:r>
+              <w:rPr>
+                <w:rFonts w:ascii="Consolas" w:hAnsi="Consolas" w:cs="Consolas"/>
+                <w:color w:val="800000"/>
+                <w:sz w:val="19"/>
+                <w:szCs w:val="19"/>
+              </w:rPr>
+              <w:t>CheckedDate</w:t>
+            </w:r>
+            <w:proofErr w:type="spellEnd"/>
+            <w:r>
+              <w:rPr>
+                <w:rFonts w:ascii="Tahoma" w:eastAsia="Calibri" w:hAnsi="Tahoma" w:cs="Tahoma"/>
+                <w:sz w:val="16"/>
+                <w:szCs w:val="16"/>
+              </w:rPr>
+              <w:t>}</w:t>
+            </w:r>
+            <w:r>
+              <w:rPr>
+                <w:rFonts w:ascii="Tahoma" w:eastAsia="Calibri" w:hAnsi="Tahoma" w:cs="Tahoma"/>
+                <w:sz w:val="16"/>
+                <w:szCs w:val="16"/>
+              </w:rPr>
+              <w:t xml:space="preserve"> </w:t>
+            </w:r>
+            <w:r>
+              <w:rPr>
+                <w:rFonts w:ascii="Tahoma" w:eastAsia="Calibri" w:hAnsi="Tahoma" w:cs="Tahoma"/>
+                <w:sz w:val="16"/>
+                <w:szCs w:val="16"/>
+              </w:rPr>
+              <w:t xml:space="preserve">  </w:t>
+            </w:r>
+            <w:proofErr w:type="gramEnd"/>
+            <w:r>
+              <w:rPr>
+                <w:rFonts w:ascii="Tahoma" w:eastAsia="Calibri" w:hAnsi="Tahoma" w:cs="Tahoma"/>
+                <w:sz w:val="16"/>
+                <w:szCs w:val="16"/>
+              </w:rPr>
+              <w:t xml:space="preserve">                                 </w:t>
+            </w:r>
+          </w:p>
+        </w:tc>
+        <w:tc>
+          <w:tcPr>
+            <w:tcW w:w="4572" w:type="dxa"/>
+          </w:tcPr>
+          <w:p>
+            <w:pPr>
+              <w:rPr>
+                <w:rFonts w:ascii="Tahoma" w:eastAsia="Calibri" w:hAnsi="Tahoma" w:cs="Tahoma"/>
+                <w:b/>
+                <w:sz w:val="16"/>
+                <w:szCs w:val="16"/>
+              </w:rPr>
+            </w:pPr>
+            <w:r>
+              <w:rPr>
+                <w:rFonts w:ascii="Tahoma" w:eastAsia="Arial" w:hAnsi="Tahoma" w:cs="Tahoma"/>
+                <w:b/>
+                <w:bCs/>
+                <w:sz w:val="16"/>
+                <w:szCs w:val="16"/>
+              </w:rPr>
+              <w:t>Dated</w:t>
+            </w:r>
+            <w:r>
+              <w:rPr>
+                <w:rFonts w:ascii="Tahoma" w:eastAsia="Arial" w:hAnsi="Tahoma" w:cs="Tahoma"/>
+                <w:b/>
+                <w:bCs/>
+                <w:sz w:val="16"/>
+                <w:szCs w:val="16"/>
+              </w:rPr>
+              <w:t>: {</w:t>
+            </w:r>
+            <w:proofErr w:type="spellStart"/>
+            <w:r>
+              <w:rPr>
+                <w:rFonts w:ascii="Tahoma" w:hAnsi="Tahoma" w:cs="Tahoma"/>
+                <w:color w:val="000000"/>
+                <w:sz w:val="16"/>
+                <w:szCs w:val="16"/>
+                <w:highlight w:val="white"/>
+              </w:rPr>
+              <w:t>RequisitionDate</w:t>
+            </w:r>
+            <w:proofErr w:type="spellEnd"/>
+            <w:r>
+              <w:rPr>
+                <w:rFonts w:ascii="Tahoma" w:eastAsia="Times New Roman" w:hAnsi="Tahoma" w:cs="Tahoma"/>
+                <w:color w:val="000000"/>
+                <w:sz w:val="16"/>
+                <w:szCs w:val="16"/>
+              </w:rPr>
+              <w:t>}</w:t>
+            </w:r>
+          </w:p>
+          <w:p>
+            <w:pPr>
+              <w:rPr>
+                <w:rFonts w:ascii="Tahoma" w:eastAsia="Calibri" w:hAnsi="Tahoma" w:cs="Tahoma"/>
+                <w:sz w:val="16"/>
+                <w:szCs w:val="16"/>
+              </w:rPr>
+            </w:pPr>
+            <w:r>
+              <w:rPr>
+                <w:rFonts w:ascii="Tahoma" w:eastAsia="Calibri" w:hAnsi="Tahoma" w:cs="Tahoma"/>
+                <w:b/>
+                <w:sz w:val="16"/>
+                <w:szCs w:val="16"/>
+              </w:rPr>
+              <w:t xml:space="preserve">Approved </w:t>
+            </w:r>
+            <w:r>
+              <w:rPr>
+                <w:rFonts w:ascii="Tahoma" w:eastAsia="Calibri" w:hAnsi="Tahoma" w:cs="Tahoma"/>
+                <w:b/>
+                <w:sz w:val="16"/>
+                <w:szCs w:val="16"/>
+              </w:rPr>
+              <w:t>Status:</w:t>
+            </w:r>
+            <w:r>
+              <w:rPr>
+                <w:rFonts w:ascii="Tahoma" w:eastAsia="Calibri" w:hAnsi="Tahoma" w:cs="Tahoma"/>
+                <w:sz w:val="16"/>
+                <w:szCs w:val="16"/>
+              </w:rPr>
+              <w:t xml:space="preserve"> {</w:t>
+            </w:r>
+            <w:proofErr w:type="spellStart"/>
             <w:r>
               <w:rPr>
                 <w:rFonts w:ascii="Tahoma" w:eastAsia="Calibri" w:hAnsi="Tahoma" w:cs="Tahoma"/>
@@ -625,13 +848,77 @@
               </w:rPr>
               <w:t>PurOrApprovedStatus</w:t>
             </w:r>
+            <w:proofErr w:type="spellEnd"/>
             <w:r>
               <w:rPr>
                 <w:rFonts w:ascii="Tahoma" w:eastAsia="Calibri" w:hAnsi="Tahoma" w:cs="Tahoma"/>
                 <w:sz w:val="16"/>
                 <w:szCs w:val="16"/>
               </w:rPr>
-              <w:t xml:space="preserve">} </w:t>
+              <w:t>}</w:t>
+            </w:r>
+          </w:p>
+          <w:p>
+            <w:pPr>
+              <w:rPr>
+                <w:rFonts w:ascii="Tahoma" w:eastAsia="Calibri" w:hAnsi="Tahoma" w:cs="Tahoma"/>
+                <w:sz w:val="16"/>
+                <w:szCs w:val="16"/>
+              </w:rPr>
+            </w:pPr>
+            <w:r>
+              <w:rPr>
+                <w:rFonts w:ascii="Tahoma" w:eastAsia="Calibri" w:hAnsi="Tahoma" w:cs="Tahoma"/>
+                <w:b/>
+                <w:sz w:val="16"/>
+                <w:szCs w:val="16"/>
+              </w:rPr>
+              <w:t xml:space="preserve">Approved </w:t>
+            </w:r>
+            <w:r>
+              <w:rPr>
+                <w:rFonts w:ascii="Tahoma" w:eastAsia="Calibri" w:hAnsi="Tahoma" w:cs="Tahoma"/>
+                <w:b/>
+                <w:sz w:val="16"/>
+                <w:szCs w:val="16"/>
+              </w:rPr>
+              <w:t>Date</w:t>
+            </w:r>
+            <w:r>
+              <w:rPr>
+                <w:rFonts w:ascii="Tahoma" w:eastAsia="Calibri" w:hAnsi="Tahoma" w:cs="Tahoma"/>
+                <w:b/>
+                <w:sz w:val="16"/>
+                <w:szCs w:val="16"/>
+              </w:rPr>
+              <w:t>:</w:t>
+            </w:r>
+            <w:r>
+              <w:rPr>
+                <w:rFonts w:ascii="Tahoma" w:eastAsia="Calibri" w:hAnsi="Tahoma" w:cs="Tahoma"/>
+                <w:sz w:val="16"/>
+                <w:szCs w:val="16"/>
+              </w:rPr>
+              <w:t xml:space="preserve"> {</w:t>
+            </w:r>
+            <w:proofErr w:type="spellStart"/>
+            <w:r>
+              <w:rPr>
+                <w:rFonts w:ascii="Consolas" w:hAnsi="Consolas" w:cs="Consolas"/>
+                <w:color w:val="000000"/>
+                <w:sz w:val="19"/>
+                <w:szCs w:val="19"/>
+              </w:rPr>
+              <w:t>ApprovedDate</w:t>
+            </w:r>
+            <w:proofErr w:type="spellEnd"/>
+            <w:r>
+              <w:rPr>
+                <w:rFonts w:ascii="Tahoma" w:eastAsia="Calibri" w:hAnsi="Tahoma" w:cs="Tahoma"/>
+                <w:sz w:val="16"/>
+                <w:szCs w:val="16"/>
+              </w:rPr>
+              <w:t>}</w:t>
             </w:r>
           </w:p>
           <w:p>
@@ -657,7 +944,7 @@
         <w:tc>
           <w:tcPr>
             <w:tcW w:w="18090" w:type="dxa"/>
-            <w:gridSpan w:val="2"/>
+            <w:gridSpan w:val="3"/>
             <w:tcBorders>
               <w:left w:val="single" w:sz="4" w:space="0" w:color="auto"/>
               <w:bottom w:val="single" w:sz="4" w:space="0" w:color="auto"/>
@@ -706,7 +993,27 @@
                 <w:sz w:val="16"/>
                 <w:szCs w:val="16"/>
               </w:rPr>
-              <w:t>{materialRequsitionDetail}</w:t>
+              <w:t>{</w:t>
+            </w:r>
+            <w:proofErr w:type="spellStart"/>
+            <w:r>
+              <w:rPr>
+                <w:rFonts w:ascii="Tahoma" w:eastAsia="Arial" w:hAnsi="Tahoma" w:cs="Tahoma"/>
+                <w:bCs/>
+                <w:sz w:val="16"/>
+                <w:szCs w:val="16"/>
+              </w:rPr>
+              <w:t>materialRequsitionDetail</w:t>
+            </w:r>
+            <w:proofErr w:type="spellEnd"/>
+            <w:r>
+              <w:rPr>
+                <w:rFonts w:ascii="Tahoma" w:eastAsia="Arial" w:hAnsi="Tahoma" w:cs="Tahoma"/>
+                <w:bCs/>
+                <w:sz w:val="16"/>
+                <w:szCs w:val="16"/>
+              </w:rPr>
+              <w:t>}</w:t>
             </w:r>
           </w:p>
         </w:tc>
@@ -721,7 +1028,7 @@
         <w:tc>
           <w:tcPr>
             <w:tcW w:w="18090" w:type="dxa"/>
-            <w:gridSpan w:val="2"/>
+            <w:gridSpan w:val="3"/>
             <w:tcBorders>
               <w:left w:val="single" w:sz="4" w:space="0" w:color="auto"/>
             </w:tcBorders>
@@ -744,7 +1051,29 @@
                 <w:sz w:val="16"/>
                 <w:szCs w:val="16"/>
               </w:rPr>
-              <w:t xml:space="preserve">Comment s / Notes:{ </w:t>
+              <w:t xml:space="preserve">Comment s / </w:t>
+            </w:r>
+            <w:proofErr w:type="gramStart"/>
+            <w:r>
+              <w:rPr>
+                <w:rFonts w:ascii="Tahoma" w:eastAsia="Arial" w:hAnsi="Tahoma" w:cs="Tahoma"/>
+                <w:b/>
+                <w:bCs/>
+                <w:sz w:val="16"/>
+                <w:szCs w:val="16"/>
+              </w:rPr>
+              <w:t>Notes:{</w:t>
+            </w:r>
+            <w:proofErr w:type="gramEnd"/>
+            <w:r>
+              <w:rPr>
+                <w:rFonts w:ascii="Tahoma" w:eastAsia="Arial" w:hAnsi="Tahoma" w:cs="Tahoma"/>
+                <w:b/>
+                <w:bCs/>
+                <w:sz w:val="16"/>
+                <w:szCs w:val="16"/>
+              </w:rPr>
+              <w:t xml:space="preserve"> </w:t>
             </w:r>
             <w:r>
               <w:rPr>
@@ -788,7 +1117,7 @@
         <w:tc>
           <w:tcPr>
             <w:tcW w:w="18090" w:type="dxa"/>
-            <w:gridSpan w:val="2"/>
+            <w:gridSpan w:val="3"/>
             <w:tcBorders>
               <w:left w:val="single" w:sz="4" w:space="0" w:color="auto"/>
               <w:bottom w:val="single" w:sz="4" w:space="0" w:color="auto"/>
@@ -926,7 +1255,7 @@
                       </mc:Choice>
                       <mc:Fallback>
                         <w:pict>
-                          <v:line w14:anchorId="224AF739" id="Straight Connector 1" o:spid="_x0000_s1026" style="position:absolute;flip:x;z-index:251665408;visibility:visible;mso-wrap-style:square;mso-width-percent:0;mso-height-percent:0;mso-wrap-distance-left:9pt;mso-wrap-distance-top:0;mso-wrap-distance-right:9pt;mso-wrap-distance-bottom:0;mso-position-horizontal:absolute;mso-position-horizontal-relative:text;mso-position-vertical:absolute;mso-position-vertical-relative:text;mso-width-percent:0;mso-height-percent:0;mso-width-relative:margin;mso-height-relative:margin" from="30.2pt,8.35pt" to="139.75pt,8.35pt" o:gfxdata="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" strokecolor="black [3213]" strokeweight=".5pt">
+                          <v:line w14:anchorId="144569B5" id="Straight Connector 1" o:spid="_x0000_s1026" style="position:absolute;flip:x;z-index:251665408;visibility:visible;mso-wrap-style:square;mso-width-percent:0;mso-height-percent:0;mso-wrap-distance-left:9pt;mso-wrap-distance-top:0;mso-wrap-distance-right:9pt;mso-wrap-distance-bottom:0;mso-position-horizontal:absolute;mso-position-horizontal-relative:text;mso-position-vertical:absolute;mso-position-vertical-relative:text;mso-width-percent:0;mso-height-percent:0;mso-width-relative:margin;mso-height-relative:margin" from="30.2pt,8.35pt" to="139.75pt,8.35pt" o:gfxdata="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" strokecolor="black [3213]" strokeweight=".5pt">
                             <v:stroke joinstyle="miter"/>
                           </v:line>
                         </w:pict>
@@ -942,6 +1271,7 @@
                     </w:rPr>
                     <w:t>{</w:t>
                   </w:r>
+                  <w:proofErr w:type="spellStart"/>
                   <w:r>
                     <w:rPr>
                       <w:rFonts w:ascii="Tahoma" w:hAnsi="Tahoma" w:cs="Tahoma"/>
@@ -952,6 +1282,7 @@
                     </w:rPr>
                     <w:t>AddedBy</w:t>
                   </w:r>
+                  <w:proofErr w:type="spellEnd"/>
                   <w:r>
                     <w:rPr>
                       <w:rFonts w:ascii="Tahoma" w:eastAsia="Arial" w:hAnsi="Tahoma" w:cs="Tahoma"/>
@@ -1047,7 +1378,7 @@
                       </mc:Choice>
                       <mc:Fallback>
                         <w:pict>
-                          <v:line w14:anchorId="111D86A2" id="Straight Connector 3" o:spid="_x0000_s1026" style="position:absolute;z-index:251666432;visibility:visible;mso-wrap-style:square;mso-width-percent:0;mso-wrap-distance-left:9pt;mso-wrap-distance-top:0;mso-wrap-distance-right:9pt;mso-wrap-distance-bottom:0;mso-position-horizontal:absolute;mso-position-horizontal-relative:text;mso-position-vertical:absolute;mso-position-vertical-relative:text;mso-width-percent:0;mso-width-relative:margin" from="23.5pt,8.35pt" to="143.7pt,8.35pt" o:gfxdata="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" strokecolor="black [3213]" strokeweight=".5pt">
+                          <v:line w14:anchorId="48654EF5" id="Straight Connector 3" o:spid="_x0000_s1026" style="position:absolute;z-index:251666432;visibility:visible;mso-wrap-style:square;mso-width-percent:0;mso-wrap-distance-left:9pt;mso-wrap-distance-top:0;mso-wrap-distance-right:9pt;mso-wrap-distance-bottom:0;mso-position-horizontal:absolute;mso-position-horizontal-relative:text;mso-position-vertical:absolute;mso-position-vertical-relative:text;mso-width-percent:0;mso-width-relative:margin" from="23.5pt,8.35pt" to="143.7pt,8.35pt" o:gfxdata="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" strokecolor="black [3213]" strokeweight=".5pt">
                             <v:stroke joinstyle="miter"/>
                           </v:line>
                         </w:pict>
@@ -1063,6 +1394,7 @@
                     </w:rPr>
                     <w:t xml:space="preserve">       {</w:t>
                   </w:r>
+                  <w:proofErr w:type="spellStart"/>
                   <w:r>
                     <w:rPr>
                       <w:rFonts w:ascii="Tahoma" w:hAnsi="Tahoma" w:cs="Tahoma"/>
@@ -1073,6 +1405,7 @@
                     </w:rPr>
                     <w:t>CheckedByName</w:t>
                   </w:r>
+                  <w:proofErr w:type="spellEnd"/>
                   <w:r>
                     <w:rPr>
                       <w:rFonts w:ascii="Tahoma" w:eastAsia="Arial" w:hAnsi="Tahoma" w:cs="Tahoma"/>
@@ -1165,7 +1498,7 @@
                       </mc:Choice>
                       <mc:Fallback>
                         <w:pict>
-                          <v:line w14:anchorId="1BCC42A1" id="Straight Connector 5" o:spid="_x0000_s1026" style="position:absolute;z-index:251667456;visibility:visible;mso-wrap-style:square;mso-wrap-distance-left:9pt;mso-wrap-distance-top:0;mso-wrap-distance-right:9pt;mso-wrap-distance-bottom:0;mso-position-horizontal:absolute;mso-position-horizontal-relative:text;mso-position-vertical:absolute;mso-position-vertical-relative:text" from="31.2pt,8.35pt" to="143.25pt,8.35pt" o:gfxdata="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" strokecolor="black [3213]" strokeweight=".5pt">
+                          <v:line w14:anchorId="77BB723A" id="Straight Connector 5" o:spid="_x0000_s1026" style="position:absolute;z-index:251667456;visibility:visible;mso-wrap-style:square;mso-wrap-distance-left:9pt;mso-wrap-distance-top:0;mso-wrap-distance-right:9pt;mso-wrap-distance-bottom:0;mso-position-horizontal:absolute;mso-position-horizontal-relative:text;mso-position-vertical:absolute;mso-position-vertical-relative:text" from="31.2pt,8.35pt" to="143.25pt,8.35pt" o:gfxdata="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" strokecolor="black [3213]" strokeweight=".5pt">
                             <v:stroke joinstyle="miter"/>
                           </v:line>
                         </w:pict>
@@ -1181,6 +1514,7 @@
                     </w:rPr>
                     <w:t xml:space="preserve">           {</w:t>
                   </w:r>
+                  <w:proofErr w:type="spellStart"/>
                   <w:r>
                     <w:rPr>
                       <w:rFonts w:ascii="Tahoma" w:hAnsi="Tahoma" w:cs="Tahoma"/>
@@ -1191,6 +1525,7 @@
                     </w:rPr>
                     <w:t>AuthorizedByName</w:t>
                   </w:r>
+                  <w:proofErr w:type="spellEnd"/>
                   <w:r>
                     <w:rPr>
                       <w:rFonts w:ascii="Tahoma" w:eastAsia="Arial" w:hAnsi="Tahoma" w:cs="Tahoma"/>
@@ -1390,7 +1725,17 @@
           <w:sz w:val="16"/>
           <w:szCs w:val="16"/>
         </w:rPr>
-        <w:t>{materialRequsition</w:t>
+        <w:t>{</w:t>
+      </w:r>
+      <w:proofErr w:type="spellStart"/>
+      <w:r>
+        <w:rPr>
+          <w:rFonts w:ascii="Tahoma" w:eastAsia="Arial" w:hAnsi="Tahoma" w:cs="Tahoma"/>
+          <w:bCs/>
+          <w:sz w:val="16"/>
+          <w:szCs w:val="16"/>
+        </w:rPr>
+        <w:t>materialRequsition</w:t>
       </w:r>
       <w:r>
         <w:rPr>
@@ -1408,7 +1753,17 @@
           <w:sz w:val="16"/>
           <w:szCs w:val="16"/>
         </w:rPr>
-        <w:t>Detail}</w:t>
+        <w:t>Detail</w:t>
+      </w:r>
+      <w:proofErr w:type="spellEnd"/>
+      <w:r>
+        <w:rPr>
+          <w:rFonts w:ascii="Tahoma" w:eastAsia="Arial" w:hAnsi="Tahoma" w:cs="Tahoma"/>
+          <w:bCs/>
+          <w:sz w:val="16"/>
+          <w:szCs w:val="16"/>
+        </w:rPr>
+        <w:t>}</w:t>
       </w:r>
     </w:p>
     <w:p>
@@ -1463,17 +1818,7 @@
           <w:sz w:val="16"/>
           <w:szCs w:val="16"/>
         </w:rPr>
-        <w:t xml:space="preserve">Summary for the </w:t>
-      </w:r>
-      <w:r>
-        <w:rPr>
-          <w:rFonts w:ascii="Tahoma" w:eastAsia="Arial" w:hAnsi="Tahoma" w:cs="Tahoma"/>
-          <w:b/>
-          <w:bCs/>
-          <w:sz w:val="16"/>
-          <w:szCs w:val="16"/>
-        </w:rPr>
-        <w:t>month</w:t>
+        <w:t>Summary for the month</w:t>
       </w:r>
     </w:p>
     <w:p>
@@ -1492,7 +1837,17 @@
           <w:sz w:val="16"/>
           <w:szCs w:val="16"/>
         </w:rPr>
-        <w:t>{materialRequsition</w:t>
+        <w:t>{</w:t>
+      </w:r>
+      <w:proofErr w:type="spellStart"/>
+      <w:r>
+        <w:rPr>
+          <w:rFonts w:ascii="Tahoma" w:eastAsia="Arial" w:hAnsi="Tahoma" w:cs="Tahoma"/>
+          <w:bCs/>
+          <w:sz w:val="16"/>
+          <w:szCs w:val="16"/>
+        </w:rPr>
+        <w:t>materialRequsition</w:t>
       </w:r>
       <w:r>
         <w:rPr>
@@ -1503,6 +1858,7 @@
         </w:rPr>
         <w:t>ForMonth</w:t>
       </w:r>
+      <w:proofErr w:type="spellEnd"/>
       <w:r>
         <w:rPr>
           <w:rFonts w:ascii="Tahoma" w:eastAsia="Arial" w:hAnsi="Tahoma" w:cs="Tahoma"/>
@@ -1588,7 +1944,7 @@
 </file>
 
 <file path=word/endnotes.xml><?xml version="1.0" encoding="utf-8"?>
-<w:endnotes xmlns:wpc="http://schemas.microsoft.com/office/word/2010/wordprocessingCanvas" xmlns:cx="http://schemas.microsoft.com/office/drawing/2014/chartex" xmlns:cx1="http://schemas.microsoft.com/office/drawing/2015/9/8/chartex" xmlns:cx2="http://schemas.microsoft.com/office/drawing/2015/10/21/chartex" xmlns:cx3="http://schemas.microsoft.com/office/drawing/2016/5/9/chartex" xmlns:cx4="http://schemas.microsoft.com/office/drawing/2016/5/10/chartex" xmlns:cx5="http://schemas.microsoft.com/office/drawing/2016/5/11/chartex" xmlns:cx6="http://schemas.microsoft.com/office/drawing/2016/5/12/chartex" xmlns:cx7="http://schemas.microsoft.com/office/drawing/2016/5/13/chartex" xmlns:cx8="http://schemas.microsoft.com/office/drawing/2016/5/14/chartex" xmlns:mc="http://schemas.openxmlformats.org/markup-compatibility/2006" xmlns:aink="http://schemas.microsoft.com/office/drawing/2016/ink" xmlns:am3d="http://schemas.microsoft.com/office/drawing/2017/model3d" xmlns:o="urn:schemas-microsoft-com:office:office" xmlns:r="http://schemas.openxmlformats.org/officeDocument/2006/relationships" xmlns:m="http://schemas.openxmlformats.org/officeDocument/2006/math" xmlns:v="urn:schemas-microsoft-com:vml" xmlns:wp14="http://schemas.microsoft.com/office/word/2010/wordprocessingDrawing" xmlns:wp="http://schemas.openxmlformats.org/drawingml/2006/wordprocessingDrawing" xmlns:w10="urn:schemas-microsoft-com:office:word" xmlns:w="http://schemas.openxmlformats.org/wordprocessingml/2006/main" xmlns:w14="http://schemas.microsoft.com/office/word/2010/wordml" xmlns:w15="http://schemas.microsoft.com/office/word/2012/wordml" xmlns:w16cex="http://schemas.microsoft.com/office/word/2018/wordml/cex" xmlns:w16cid="http://schemas.microsoft.com/office/word/2016/wordml/cid" xmlns:w16="http://schemas.microsoft.com/office/word/2018/wordml" xmlns:w16sdtdh="http://schemas.microsoft.com/office/word/2020/wordml/sdtdatahash" xmlns:w16se="http://schemas.microsoft.com/office/word/2015/wordml/symex" xmlns:wpg="http://schemas.microsoft.com/office/word/2010/wordprocessingGroup" xmlns:wpi="http://schemas.microsoft.com/office/word/2010/wordprocessingInk" xmlns:wne="http://schemas.microsoft.com/office/word/2006/wordml" xmlns:wps="http://schemas.microsoft.com/office/word/2010/wordprocessingShape" mc:Ignorable="w14 w15 w16se w16cid w16 w16cex w16sdtdh wp14">
+<w:endnotes xmlns:wpc="http://schemas.microsoft.com/office/word/2010/wordprocessingCanvas" xmlns:cx="http://schemas.microsoft.com/office/drawing/2014/chartex" xmlns:cx1="http://schemas.microsoft.com/office/drawing/2015/9/8/chartex" xmlns:cx2="http://schemas.microsoft.com/office/drawing/2015/10/21/chartex" xmlns:cx3="http://schemas.microsoft.com/office/drawing/2016/5/9/chartex" xmlns:cx4="http://schemas.microsoft.com/office/drawing/2016/5/10/chartex" xmlns:cx5="http://schemas.microsoft.com/office/drawing/2016/5/11/chartex" xmlns:cx6="http://schemas.microsoft.com/office/drawing/2016/5/12/chartex" xmlns:cx7="http://schemas.microsoft.com/office/drawing/2016/5/13/chartex" xmlns:cx8="http://schemas.microsoft.com/office/drawing/2016/5/14/chartex" xmlns:mc="http://schemas.openxmlformats.org/markup-compatibility/2006" xmlns:aink="http://schemas.microsoft.com/office/drawing/2016/ink" xmlns:am3d="http://schemas.microsoft.com/office/drawing/2017/model3d" xmlns:o="urn:schemas-microsoft-com:office:office" xmlns:oel="http://schemas.microsoft.com/office/2019/extlst" xmlns:r="http://schemas.openxmlformats.org/officeDocument/2006/relationships" xmlns:m="http://schemas.openxmlformats.org/officeDocument/2006/math" xmlns:v="urn:schemas-microsoft-com:vml" xmlns:wp14="http://schemas.microsoft.com/office/word/2010/wordprocessingDrawing" xmlns:wp="http://schemas.openxmlformats.org/drawingml/2006/wordprocessingDrawing" xmlns:w10="urn:schemas-microsoft-com:office:word" xmlns:w="http://schemas.openxmlformats.org/wordprocessingml/2006/main" xmlns:w14="http://schemas.microsoft.com/office/word/2010/wordml" xmlns:w15="http://schemas.microsoft.com/office/word/2012/wordml" xmlns:w16cex="http://schemas.microsoft.com/office/word/2018/wordml/cex" xmlns:w16cid="http://schemas.microsoft.com/office/word/2016/wordml/cid" xmlns:w16="http://schemas.microsoft.com/office/word/2018/wordml" xmlns:w16sdtdh="http://schemas.microsoft.com/office/word/2020/wordml/sdtdatahash" xmlns:w16se="http://schemas.microsoft.com/office/word/2015/wordml/symex" xmlns:wpg="http://schemas.microsoft.com/office/word/2010/wordprocessingGroup" xmlns:wpi="http://schemas.microsoft.com/office/word/2010/wordprocessingInk" xmlns:wne="http://schemas.microsoft.com/office/word/2006/wordml" xmlns:wps="http://schemas.microsoft.com/office/word/2010/wordprocessingShape" mc:Ignorable="w14 w15 w16se w16cid w16 w16cex w16sdtdh wp14">
   <w:endnote w:type="separator" w:id="-1">
     <w:p>
       <w:r>
@@ -1607,7 +1963,7 @@
 </file>
 
 <file path=word/footer1.xml><?xml version="1.0" encoding="utf-8"?>
-<w:ftr xmlns:wpc="http://schemas.microsoft.com/office/word/2010/wordprocessingCanvas" xmlns:cx="http://schemas.microsoft.com/office/drawing/2014/chartex" xmlns:cx1="http://schemas.microsoft.com/office/drawing/2015/9/8/chartex" xmlns:cx2="http://schemas.microsoft.com/office/drawing/2015/10/21/chartex" xmlns:cx3="http://schemas.microsoft.com/office/drawing/2016/5/9/chartex" xmlns:cx4="http://schemas.microsoft.com/office/drawing/2016/5/10/chartex" xmlns:cx5="http://schemas.microsoft.com/office/drawing/2016/5/11/chartex" xmlns:cx6="http://schemas.microsoft.com/office/drawing/2016/5/12/chartex" xmlns:cx7="http://schemas.microsoft.com/office/drawing/2016/5/13/chartex" xmlns:cx8="http://schemas.microsoft.com/office/drawing/2016/5/14/chartex" xmlns:mc="http://schemas.openxmlformats.org/markup-compatibility/2006" xmlns:aink="http://schemas.microsoft.com/office/drawing/2016/ink" xmlns:am3d="http://schemas.microsoft.com/office/drawing/2017/model3d" xmlns:o="urn:schemas-microsoft-com:office:office" xmlns:r="http://schemas.openxmlformats.org/officeDocument/2006/relationships" xmlns:m="http://schemas.openxmlformats.org/officeDocument/2006/math" xmlns:v="urn:schemas-microsoft-com:vml" xmlns:wp14="http://schemas.microsoft.com/office/word/2010/wordprocessingDrawing" xmlns:wp="http://schemas.openxmlformats.org/drawingml/2006/wordprocessingDrawing" xmlns:w10="urn:schemas-microsoft-com:office:word" xmlns:w="http://schemas.openxmlformats.org/wordprocessingml/2006/main" xmlns:w14="http://schemas.microsoft.com/office/word/2010/wordml" xmlns:w15="http://schemas.microsoft.com/office/word/2012/wordml" xmlns:w16cex="http://schemas.microsoft.com/office/word/2018/wordml/cex" xmlns:w16cid="http://schemas.microsoft.com/office/word/2016/wordml/cid" xmlns:w16="http://schemas.microsoft.com/office/word/2018/wordml" xmlns:w16sdtdh="http://schemas.microsoft.com/office/word/2020/wordml/sdtdatahash" xmlns:w16se="http://schemas.microsoft.com/office/word/2015/wordml/symex" xmlns:wpg="http://schemas.microsoft.com/office/word/2010/wordprocessingGroup" xmlns:wpi="http://schemas.microsoft.com/office/word/2010/wordprocessingInk" xmlns:wne="http://schemas.microsoft.com/office/word/2006/wordml" xmlns:wps="http://schemas.microsoft.com/office/word/2010/wordprocessingShape" mc:Ignorable="w14 w15 w16se w16cid w16 w16cex w16sdtdh wp14">
+<w:ftr xmlns:wpc="http://schemas.microsoft.com/office/word/2010/wordprocessingCanvas" xmlns:cx="http://schemas.microsoft.com/office/drawing/2014/chartex" xmlns:cx1="http://schemas.microsoft.com/office/drawing/2015/9/8/chartex" xmlns:cx2="http://schemas.microsoft.com/office/drawing/2015/10/21/chartex" xmlns:cx3="http://schemas.microsoft.com/office/drawing/2016/5/9/chartex" xmlns:cx4="http://schemas.microsoft.com/office/drawing/2016/5/10/chartex" xmlns:cx5="http://schemas.microsoft.com/office/drawing/2016/5/11/chartex" xmlns:cx6="http://schemas.microsoft.com/office/drawing/2016/5/12/chartex" xmlns:cx7="http://schemas.microsoft.com/office/drawing/2016/5/13/chartex" xmlns:cx8="http://schemas.microsoft.com/office/drawing/2016/5/14/chartex" xmlns:mc="http://schemas.openxmlformats.org/markup-compatibility/2006" xmlns:aink="http://schemas.microsoft.com/office/drawing/2016/ink" xmlns:am3d="http://schemas.microsoft.com/office/drawing/2017/model3d" xmlns:o="urn:schemas-microsoft-com:office:office" xmlns:oel="http://schemas.microsoft.com/office/2019/extlst" xmlns:r="http://schemas.openxmlformats.org/officeDocument/2006/relationships" xmlns:m="http://schemas.openxmlformats.org/officeDocument/2006/math" xmlns:v="urn:schemas-microsoft-com:vml" xmlns:wp14="http://schemas.microsoft.com/office/word/2010/wordprocessingDrawing" xmlns:wp="http://schemas.openxmlformats.org/drawingml/2006/wordprocessingDrawing" xmlns:w10="urn:schemas-microsoft-com:office:word" xmlns:w="http://schemas.openxmlformats.org/wordprocessingml/2006/main" xmlns:w14="http://schemas.microsoft.com/office/word/2010/wordml" xmlns:w15="http://schemas.microsoft.com/office/word/2012/wordml" xmlns:w16cex="http://schemas.microsoft.com/office/word/2018/wordml/cex" xmlns:w16cid="http://schemas.microsoft.com/office/word/2016/wordml/cid" xmlns:w16="http://schemas.microsoft.com/office/word/2018/wordml" xmlns:w16sdtdh="http://schemas.microsoft.com/office/word/2020/wordml/sdtdatahash" xmlns:w16se="http://schemas.microsoft.com/office/word/2015/wordml/symex" xmlns:wpg="http://schemas.microsoft.com/office/word/2010/wordprocessingGroup" xmlns:wpi="http://schemas.microsoft.com/office/word/2010/wordprocessingInk" xmlns:wne="http://schemas.microsoft.com/office/word/2006/wordml" xmlns:wps="http://schemas.microsoft.com/office/word/2010/wordprocessingShape" mc:Ignorable="w14 w15 w16se w16cid w16 w16cex w16sdtdh wp14">
   <w:sdt>
     <w:sdtPr>
       <w:id w:val="119729254"/>
@@ -1752,6 +2108,7 @@
           </w:rPr>
           <w:t xml:space="preserve">, </w:t>
         </w:r>
+        <w:proofErr w:type="spellStart"/>
         <w:r>
           <w:rPr>
             <w:rFonts w:ascii="Arial" w:hAnsi="Arial" w:cs="Arial"/>
@@ -1760,7 +2117,18 @@
             <w:szCs w:val="18"/>
             <w:lang w:val="en-IN"/>
           </w:rPr>
-          <w:t xml:space="preserve">Karnatka – </w:t>
+          <w:t>Karnatka</w:t>
+        </w:r>
+        <w:proofErr w:type="spellEnd"/>
+        <w:r>
+          <w:rPr>
+            <w:rFonts w:ascii="Arial" w:hAnsi="Arial" w:cs="Arial"/>
+            <w:color w:val="525A5D"/>
+            <w:sz w:val="18"/>
+            <w:szCs w:val="18"/>
+            <w:lang w:val="en-IN"/>
+          </w:rPr>
+          <w:t xml:space="preserve"> – </w:t>
         </w:r>
         <w:r>
           <w:rPr>
@@ -1817,7 +2185,7 @@
 </file>
 
 <file path=word/footnotes.xml><?xml version="1.0" encoding="utf-8"?>
-<w:footnotes xmlns:wpc="http://schemas.microsoft.com/office/word/2010/wordprocessingCanvas" xmlns:cx="http://schemas.microsoft.com/office/drawing/2014/chartex" xmlns:cx1="http://schemas.microsoft.com/office/drawing/2015/9/8/chartex" xmlns:cx2="http://schemas.microsoft.com/office/drawing/2015/10/21/chartex" xmlns:cx3="http://schemas.microsoft.com/office/drawing/2016/5/9/chartex" xmlns:cx4="http://schemas.microsoft.com/office/drawing/2016/5/10/chartex" xmlns:cx5="http://schemas.microsoft.com/office/drawing/2016/5/11/chartex" xmlns:cx6="http://schemas.microsoft.com/office/drawing/2016/5/12/chartex" xmlns:cx7="http://schemas.microsoft.com/office/drawing/2016/5/13/chartex" xmlns:cx8="http://schemas.microsoft.com/office/drawing/2016/5/14/chartex" xmlns:mc="http://schemas.openxmlformats.org/markup-compatibility/2006" xmlns:aink="http://schemas.microsoft.com/office/drawing/2016/ink" xmlns:am3d="http://schemas.microsoft.com/office/drawing/2017/model3d" xmlns:o="urn:schemas-microsoft-com:office:office" xmlns:r="http://schemas.openxmlformats.org/officeDocument/2006/relationships" xmlns:m="http://schemas.openxmlformats.org/officeDocument/2006/math" xmlns:v="urn:schemas-microsoft-com:vml" xmlns:wp14="http://schemas.microsoft.com/office/word/2010/wordprocessingDrawing" xmlns:wp="http://schemas.openxmlformats.org/drawingml/2006/wordprocessingDrawing" xmlns:w10="urn:schemas-microsoft-com:office:word" xmlns:w="http://schemas.openxmlformats.org/wordprocessingml/2006/main" xmlns:w14="http://schemas.microsoft.com/office/word/2010/wordml" xmlns:w15="http://schemas.microsoft.com/office/word/2012/wordml" xmlns:w16cex="http://schemas.microsoft.com/office/word/2018/wordml/cex" xmlns:w16cid="http://schemas.microsoft.com/office/word/2016/wordml/cid" xmlns:w16="http://schemas.microsoft.com/office/word/2018/wordml" xmlns:w16sdtdh="http://schemas.microsoft.com/office/word/2020/wordml/sdtdatahash" xmlns:w16se="http://schemas.microsoft.com/office/word/2015/wordml/symex" xmlns:wpg="http://schemas.microsoft.com/office/word/2010/wordprocessingGroup" xmlns:wpi="http://schemas.microsoft.com/office/word/2010/wordprocessingInk" xmlns:wne="http://schemas.microsoft.com/office/word/2006/wordml" xmlns:wps="http://schemas.microsoft.com/office/word/2010/wordprocessingShape" mc:Ignorable="w14 w15 w16se w16cid w16 w16cex w16sdtdh wp14">
+<w:footnotes xmlns:wpc="http://schemas.microsoft.com/office/word/2010/wordprocessingCanvas" xmlns:cx="http://schemas.microsoft.com/office/drawing/2014/chartex" xmlns:cx1="http://schemas.microsoft.com/office/drawing/2015/9/8/chartex" xmlns:cx2="http://schemas.microsoft.com/office/drawing/2015/10/21/chartex" xmlns:cx3="http://schemas.microsoft.com/office/drawing/2016/5/9/chartex" xmlns:cx4="http://schemas.microsoft.com/office/drawing/2016/5/10/chartex" xmlns:cx5="http://schemas.microsoft.com/office/drawing/2016/5/11/chartex" xmlns:cx6="http://schemas.microsoft.com/office/drawing/2016/5/12/chartex" xmlns:cx7="http://schemas.microsoft.com/office/drawing/2016/5/13/chartex" xmlns:cx8="http://schemas.microsoft.com/office/drawing/2016/5/14/chartex" xmlns:mc="http://schemas.openxmlformats.org/markup-compatibility/2006" xmlns:aink="http://schemas.microsoft.com/office/drawing/2016/ink" xmlns:am3d="http://schemas.microsoft.com/office/drawing/2017/model3d" xmlns:o="urn:schemas-microsoft-com:office:office" xmlns:oel="http://schemas.microsoft.com/office/2019/extlst" xmlns:r="http://schemas.openxmlformats.org/officeDocument/2006/relationships" xmlns:m="http://schemas.openxmlformats.org/officeDocument/2006/math" xmlns:v="urn:schemas-microsoft-com:vml" xmlns:wp14="http://schemas.microsoft.com/office/word/2010/wordprocessingDrawing" xmlns:wp="http://schemas.openxmlformats.org/drawingml/2006/wordprocessingDrawing" xmlns:w10="urn:schemas-microsoft-com:office:word" xmlns:w="http://schemas.openxmlformats.org/wordprocessingml/2006/main" xmlns:w14="http://schemas.microsoft.com/office/word/2010/wordml" xmlns:w15="http://schemas.microsoft.com/office/word/2012/wordml" xmlns:w16cex="http://schemas.microsoft.com/office/word/2018/wordml/cex" xmlns:w16cid="http://schemas.microsoft.com/office/word/2016/wordml/cid" xmlns:w16="http://schemas.microsoft.com/office/word/2018/wordml" xmlns:w16sdtdh="http://schemas.microsoft.com/office/word/2020/wordml/sdtdatahash" xmlns:w16se="http://schemas.microsoft.com/office/word/2015/wordml/symex" xmlns:wpg="http://schemas.microsoft.com/office/word/2010/wordprocessingGroup" xmlns:wpi="http://schemas.microsoft.com/office/word/2010/wordprocessingInk" xmlns:wne="http://schemas.microsoft.com/office/word/2006/wordml" xmlns:wps="http://schemas.microsoft.com/office/word/2010/wordprocessingShape" mc:Ignorable="w14 w15 w16se w16cid w16 w16cex w16sdtdh wp14">
   <w:footnote w:type="separator" w:id="-1">
     <w:p>
       <w:r>
@@ -1836,7 +2204,7 @@
 </file>
 
 <file path=word/header1.xml><?xml version="1.0" encoding="utf-8"?>
-<w:hdr xmlns:wpc="http://schemas.microsoft.com/office/word/2010/wordprocessingCanvas" xmlns:cx="http://schemas.microsoft.com/office/drawing/2014/chartex" xmlns:cx1="http://schemas.microsoft.com/office/drawing/2015/9/8/chartex" xmlns:cx2="http://schemas.microsoft.com/office/drawing/2015/10/21/chartex" xmlns:cx3="http://schemas.microsoft.com/office/drawing/2016/5/9/chartex" xmlns:cx4="http://schemas.microsoft.com/office/drawing/2016/5/10/chartex" xmlns:cx5="http://schemas.microsoft.com/office/drawing/2016/5/11/chartex" xmlns:cx6="http://schemas.microsoft.com/office/drawing/2016/5/12/chartex" xmlns:cx7="http://schemas.microsoft.com/office/drawing/2016/5/13/chartex" xmlns:cx8="http://schemas.microsoft.com/office/drawing/2016/5/14/chartex" xmlns:mc="http://schemas.openxmlformats.org/markup-compatibility/2006" xmlns:aink="http://schemas.microsoft.com/office/drawing/2016/ink" xmlns:am3d="http://schemas.microsoft.com/office/drawing/2017/model3d" xmlns:o="urn:schemas-microsoft-com:office:office" xmlns:r="http://schemas.openxmlformats.org/officeDocument/2006/relationships" xmlns:m="http://schemas.openxmlformats.org/officeDocument/2006/math" xmlns:v="urn:schemas-microsoft-com:vml" xmlns:wp14="http://schemas.microsoft.com/office/word/2010/wordprocessingDrawing" xmlns:wp="http://schemas.openxmlformats.org/drawingml/2006/wordprocessingDrawing" xmlns:w10="urn:schemas-microsoft-com:office:word" xmlns:w="http://schemas.openxmlformats.org/wordprocessingml/2006/main" xmlns:w14="http://schemas.microsoft.com/office/word/2010/wordml" xmlns:w15="http://schemas.microsoft.com/office/word/2012/wordml" xmlns:w16cex="http://schemas.microsoft.com/office/word/2018/wordml/cex" xmlns:w16cid="http://schemas.microsoft.com/office/word/2016/wordml/cid" xmlns:w16="http://schemas.microsoft.com/office/word/2018/wordml" xmlns:w16sdtdh="http://schemas.microsoft.com/office/word/2020/wordml/sdtdatahash" xmlns:w16se="http://schemas.microsoft.com/office/word/2015/wordml/symex" xmlns:wpg="http://schemas.microsoft.com/office/word/2010/wordprocessingGroup" xmlns:wpi="http://schemas.microsoft.com/office/word/2010/wordprocessingInk" xmlns:wne="http://schemas.microsoft.com/office/word/2006/wordml" xmlns:wps="http://schemas.microsoft.com/office/word/2010/wordprocessingShape" mc:Ignorable="w14 w15 w16se w16cid w16 w16cex w16sdtdh wp14">
+<w:hdr xmlns:wpc="http://schemas.microsoft.com/office/word/2010/wordprocessingCanvas" xmlns:cx="http://schemas.microsoft.com/office/drawing/2014/chartex" xmlns:cx1="http://schemas.microsoft.com/office/drawing/2015/9/8/chartex" xmlns:cx2="http://schemas.microsoft.com/office/drawing/2015/10/21/chartex" xmlns:cx3="http://schemas.microsoft.com/office/drawing/2016/5/9/chartex" xmlns:cx4="http://schemas.microsoft.com/office/drawing/2016/5/10/chartex" xmlns:cx5="http://schemas.microsoft.com/office/drawing/2016/5/11/chartex" xmlns:cx6="http://schemas.microsoft.com/office/drawing/2016/5/12/chartex" xmlns:cx7="http://schemas.microsoft.com/office/drawing/2016/5/13/chartex" xmlns:cx8="http://schemas.microsoft.com/office/drawing/2016/5/14/chartex" xmlns:mc="http://schemas.openxmlformats.org/markup-compatibility/2006" xmlns:aink="http://schemas.microsoft.com/office/drawing/2016/ink" xmlns:am3d="http://schemas.microsoft.com/office/drawing/2017/model3d" xmlns:o="urn:schemas-microsoft-com:office:office" xmlns:oel="http://schemas.microsoft.com/office/2019/extlst" xmlns:r="http://schemas.openxmlformats.org/officeDocument/2006/relationships" xmlns:m="http://schemas.openxmlformats.org/officeDocument/2006/math" xmlns:v="urn:schemas-microsoft-com:vml" xmlns:wp14="http://schemas.microsoft.com/office/word/2010/wordprocessingDrawing" xmlns:wp="http://schemas.openxmlformats.org/drawingml/2006/wordprocessingDrawing" xmlns:w10="urn:schemas-microsoft-com:office:word" xmlns:w="http://schemas.openxmlformats.org/wordprocessingml/2006/main" xmlns:w14="http://schemas.microsoft.com/office/word/2010/wordml" xmlns:w15="http://schemas.microsoft.com/office/word/2012/wordml" xmlns:w16cex="http://schemas.microsoft.com/office/word/2018/wordml/cex" xmlns:w16cid="http://schemas.microsoft.com/office/word/2016/wordml/cid" xmlns:w16="http://schemas.microsoft.com/office/word/2018/wordml" xmlns:w16sdtdh="http://schemas.microsoft.com/office/word/2020/wordml/sdtdatahash" xmlns:w16se="http://schemas.microsoft.com/office/word/2015/wordml/symex" xmlns:wpg="http://schemas.microsoft.com/office/word/2010/wordprocessingGroup" xmlns:wpi="http://schemas.microsoft.com/office/word/2010/wordprocessingInk" xmlns:wne="http://schemas.microsoft.com/office/word/2006/wordml" xmlns:wps="http://schemas.microsoft.com/office/word/2010/wordprocessingShape" mc:Ignorable="w14 w15 w16se w16cid w16 w16cex w16sdtdh wp14">
   <w:p/>
   <w:p>
     <w:pPr>
@@ -1909,6 +2277,7 @@
                               <w:szCs w:val="18"/>
                             </w:rPr>
                           </w:pPr>
+                          <w:proofErr w:type="spellStart"/>
                           <w:r>
                             <w:rPr>
                               <w:rFonts w:ascii="Arial" w:hAnsi="Arial" w:cs="Arial"/>
@@ -1916,7 +2285,57 @@
                               <w:sz w:val="18"/>
                               <w:szCs w:val="18"/>
                             </w:rPr>
-                            <w:t>Akbarpur Channa, Ludhiana-Malerkotla Road, Ahmedgarh - 148021 District, Sangrur</w:t>
+                            <w:t>Akbarpur</w:t>
+                          </w:r>
+                          <w:proofErr w:type="spellEnd"/>
+                          <w:r>
+                            <w:rPr>
+                              <w:rFonts w:ascii="Arial" w:hAnsi="Arial" w:cs="Arial"/>
+                              <w:color w:val="525A5D"/>
+                              <w:sz w:val="18"/>
+                              <w:szCs w:val="18"/>
+                            </w:rPr>
+                            <w:t xml:space="preserve"> Channa, Ludhiana-</w:t>
+                          </w:r>
+                          <w:proofErr w:type="spellStart"/>
+                          <w:r>
+                            <w:rPr>
+                              <w:rFonts w:ascii="Arial" w:hAnsi="Arial" w:cs="Arial"/>
+                              <w:color w:val="525A5D"/>
+                              <w:sz w:val="18"/>
+                              <w:szCs w:val="18"/>
+                            </w:rPr>
+                            <w:t>Malerkotla</w:t>
+                          </w:r>
+                          <w:proofErr w:type="spellEnd"/>
+                          <w:r>
+                            <w:rPr>
+                              <w:rFonts w:ascii="Arial" w:hAnsi="Arial" w:cs="Arial"/>
+                              <w:color w:val="525A5D"/>
+                              <w:sz w:val="18"/>
+                              <w:szCs w:val="18"/>
+                            </w:rPr>
+                            <w:t xml:space="preserve"> Road, </w:t>
+                          </w:r>
+                          <w:proofErr w:type="spellStart"/>
+                          <w:r>
+                            <w:rPr>
+                              <w:rFonts w:ascii="Arial" w:hAnsi="Arial" w:cs="Arial"/>
+                              <w:color w:val="525A5D"/>
+                              <w:sz w:val="18"/>
+                              <w:szCs w:val="18"/>
+                            </w:rPr>
+                            <w:t>Ahmedgarh</w:t>
+                          </w:r>
+                          <w:proofErr w:type="spellEnd"/>
+                          <w:r>
+                            <w:rPr>
+                              <w:rFonts w:ascii="Arial" w:hAnsi="Arial" w:cs="Arial"/>
+                              <w:color w:val="525A5D"/>
+                              <w:sz w:val="18"/>
+                              <w:szCs w:val="18"/>
+                            </w:rPr>
+                            <w:t xml:space="preserve"> - 148021 District, Sangrur</w:t>
                           </w:r>
                           <w:r>
                             <w:rPr>
@@ -2062,6 +2481,7 @@
                               <w:szCs w:val="18"/>
                             </w:rPr>
                           </w:pPr>
+                          <w:proofErr w:type="gramStart"/>
                           <w:r>
                             <w:rPr>
                               <w:rFonts w:ascii="Arial" w:hAnsi="Arial" w:cs="Arial"/>
@@ -2069,7 +2489,17 @@
                               <w:sz w:val="18"/>
                               <w:szCs w:val="18"/>
                             </w:rPr>
-                            <w:t>CIN:U17299KA2020PTC139070</w:t>
+                            <w:t>CIN:U</w:t>
+                          </w:r>
+                          <w:proofErr w:type="gramEnd"/>
+                          <w:r>
+                            <w:rPr>
+                              <w:rFonts w:ascii="Arial" w:hAnsi="Arial" w:cs="Arial"/>
+                              <w:color w:val="525A5D"/>
+                              <w:sz w:val="18"/>
+                              <w:szCs w:val="18"/>
+                            </w:rPr>
+                            <w:t>17299KA2020PTC139070</w:t>
                           </w:r>
                         </w:p>
                         <w:p>
@@ -2125,7 +2555,7 @@
         </mc:Choice>
         <mc:Fallback>
           <w:pict>
-            <v:rect w14:anchorId="12D839EB" id="Rectangle 10" o:spid="_x0000_s1027" style="position:absolute;margin-left:637.5pt;margin-top:0;width:231.75pt;height:77.95pt;z-index:251659264;visibility:visible;mso-wrap-style:square;mso-width-percent:0;mso-height-percent:0;mso-wrap-distance-left:9pt;mso-wrap-distance-top:0;mso-wrap-distance-right:9pt;mso-wrap-distance-bottom:0;mso-position-horizontal:absolute;mso-position-horizontal-relative:text;mso-position-vertical:absolute;mso-position-vertical-relative:text;mso-width-percent:0;mso-height-percent:0;mso-width-relative:margin;mso-height-relative:margin;v-text-anchor:middle" o:gfxdata="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" fillcolor="white [3201]" strokecolor="white [3212]" strokeweight="1pt">
+            <v:rect w14:anchorId="12D839EB" id="Rectangle 10" o:spid="_x0000_s1027" style="position:absolute;margin-left:637.5pt;margin-top:0;width:231.75pt;height:77.95pt;z-index:251659264;visibility:visible;mso-wrap-style:square;mso-width-percent:0;mso-height-percent:0;mso-wrap-distance-left:9pt;mso-wrap-distance-top:0;mso-wrap-distance-right:9pt;mso-wrap-distance-bottom:0;mso-position-horizontal:absolute;mso-position-horizontal-relative:text;mso-position-vertical:absolute;mso-position-vertical-relative:text;mso-width-percent:0;mso-height-percent:0;mso-width-relative:margin;mso-height-relative:margin;v-text-anchor:middle" o:gfxdata="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" fillcolor="white [3201]" strokecolor="white [3212]" strokeweight="1pt">
               <v:textbox>
                 <w:txbxContent>
                   <w:p>
@@ -2140,6 +2570,7 @@
                         <w:szCs w:val="18"/>
                       </w:rPr>
                     </w:pPr>
+                    <w:proofErr w:type="spellStart"/>
                     <w:r>
                       <w:rPr>
                         <w:rFonts w:ascii="Arial" w:hAnsi="Arial" w:cs="Arial"/>
@@ -2147,7 +2578,57 @@
                         <w:sz w:val="18"/>
                         <w:szCs w:val="18"/>
                       </w:rPr>
-                      <w:t>Akbarpur Channa, Ludhiana-Malerkotla Road, Ahmedgarh - 148021 District, Sangrur</w:t>
+                      <w:t>Akbarpur</w:t>
+                    </w:r>
+                    <w:proofErr w:type="spellEnd"/>
+                    <w:r>
+                      <w:rPr>
+                        <w:rFonts w:ascii="Arial" w:hAnsi="Arial" w:cs="Arial"/>
+                        <w:color w:val="525A5D"/>
+                        <w:sz w:val="18"/>
+                        <w:szCs w:val="18"/>
+                      </w:rPr>
+                      <w:t xml:space="preserve"> Channa, Ludhiana-</w:t>
+                    </w:r>
+                    <w:proofErr w:type="spellStart"/>
+                    <w:r>
+                      <w:rPr>
+                        <w:rFonts w:ascii="Arial" w:hAnsi="Arial" w:cs="Arial"/>
+                        <w:color w:val="525A5D"/>
+                        <w:sz w:val="18"/>
+                        <w:szCs w:val="18"/>
+                      </w:rPr>
+                      <w:t>Malerkotla</w:t>
+                    </w:r>
+                    <w:proofErr w:type="spellEnd"/>
+                    <w:r>
+                      <w:rPr>
+                        <w:rFonts w:ascii="Arial" w:hAnsi="Arial" w:cs="Arial"/>
+                        <w:color w:val="525A5D"/>
+                        <w:sz w:val="18"/>
+                        <w:szCs w:val="18"/>
+                      </w:rPr>
+                      <w:t xml:space="preserve"> Road, </w:t>
+                    </w:r>
+                    <w:proofErr w:type="spellStart"/>
+                    <w:r>
+                      <w:rPr>
+                        <w:rFonts w:ascii="Arial" w:hAnsi="Arial" w:cs="Arial"/>
+                        <w:color w:val="525A5D"/>
+                        <w:sz w:val="18"/>
+                        <w:szCs w:val="18"/>
+                      </w:rPr>
+                      <w:t>Ahmedgarh</w:t>
+                    </w:r>
+                    <w:proofErr w:type="spellEnd"/>
+                    <w:r>
+                      <w:rPr>
+                        <w:rFonts w:ascii="Arial" w:hAnsi="Arial" w:cs="Arial"/>
+                        <w:color w:val="525A5D"/>
+                        <w:sz w:val="18"/>
+                        <w:szCs w:val="18"/>
+                      </w:rPr>
+                      <w:t xml:space="preserve"> - 148021 District, Sangrur</w:t>
                     </w:r>
                     <w:r>
                       <w:rPr>
@@ -2293,6 +2774,7 @@
                         <w:szCs w:val="18"/>
                       </w:rPr>
                     </w:pPr>
+                    <w:proofErr w:type="gramStart"/>
                     <w:r>
                       <w:rPr>
                         <w:rFonts w:ascii="Arial" w:hAnsi="Arial" w:cs="Arial"/>
@@ -2300,7 +2782,17 @@
                         <w:sz w:val="18"/>
                         <w:szCs w:val="18"/>
                       </w:rPr>
-                      <w:t>CIN:U17299KA2020PTC139070</w:t>
+                      <w:t>CIN:U</w:t>
+                    </w:r>
+                    <w:proofErr w:type="gramEnd"/>
+                    <w:r>
+                      <w:rPr>
+                        <w:rFonts w:ascii="Arial" w:hAnsi="Arial" w:cs="Arial"/>
+                        <w:color w:val="525A5D"/>
+                        <w:sz w:val="18"/>
+                        <w:szCs w:val="18"/>
+                      </w:rPr>
+                      <w:t>17299KA2020PTC139070</w:t>
                     </w:r>
                   </w:p>
                   <w:p>
@@ -2397,7 +2889,7 @@
 </file>
 
 <file path=word/numbering.xml><?xml version="1.0" encoding="utf-8"?>
-<w:numbering xmlns:wpc="http://schemas.microsoft.com/office/word/2010/wordprocessingCanvas" xmlns:cx="http://schemas.microsoft.com/office/drawing/2014/chartex" xmlns:cx1="http://schemas.microsoft.com/office/drawing/2015/9/8/chartex" xmlns:cx2="http://schemas.microsoft.com/office/drawing/2015/10/21/chartex" xmlns:cx3="http://schemas.microsoft.com/office/drawing/2016/5/9/chartex" xmlns:cx4="http://schemas.microsoft.com/office/drawing/2016/5/10/chartex" xmlns:cx5="http://schemas.microsoft.com/office/drawing/2016/5/11/chartex" xmlns:cx6="http://schemas.microsoft.com/office/drawing/2016/5/12/chartex" xmlns:cx7="http://schemas.microsoft.com/office/drawing/2016/5/13/chartex" xmlns:cx8="http://schemas.microsoft.com/office/drawing/2016/5/14/chartex" xmlns:mc="http://schemas.openxmlformats.org/markup-compatibility/2006" xmlns:aink="http://schemas.microsoft.com/office/drawing/2016/ink" xmlns:am3d="http://schemas.microsoft.com/office/drawing/2017/model3d" xmlns:o="urn:schemas-microsoft-com:office:office" xmlns:r="http://schemas.openxmlformats.org/officeDocument/2006/relationships" xmlns:m="http://schemas.openxmlformats.org/officeDocument/2006/math" xmlns:v="urn:schemas-microsoft-com:vml" xmlns:wp14="http://schemas.microsoft.com/office/word/2010/wordprocessingDrawing" xmlns:wp="http://schemas.openxmlformats.org/drawingml/2006/wordprocessingDrawing" xmlns:w10="urn:schemas-microsoft-com:office:word" xmlns:w="http://schemas.openxmlformats.org/wordprocessingml/2006/main" xmlns:w14="http://schemas.microsoft.com/office/word/2010/wordml" xmlns:w15="http://schemas.microsoft.com/office/word/2012/wordml" xmlns:w16cex="http://schemas.microsoft.com/office/word/2018/wordml/cex" xmlns:w16cid="http://schemas.microsoft.com/office/word/2016/wordml/cid" xmlns:w16="http://schemas.microsoft.com/office/word/2018/wordml" xmlns:w16sdtdh="http://schemas.microsoft.com/office/word/2020/wordml/sdtdatahash" xmlns:w16se="http://schemas.microsoft.com/office/word/2015/wordml/symex" xmlns:wpg="http://schemas.microsoft.com/office/word/2010/wordprocessingGroup" xmlns:wpi="http://schemas.microsoft.com/office/word/2010/wordprocessingInk" xmlns:wne="http://schemas.microsoft.com/office/word/2006/wordml" xmlns:wps="http://schemas.microsoft.com/office/word/2010/wordprocessingShape" mc:Ignorable="w14 w15 w16se w16cid w16 w16cex w16sdtdh wp14">
+<w:numbering xmlns:wpc="http://schemas.microsoft.com/office/word/2010/wordprocessingCanvas" xmlns:cx="http://schemas.microsoft.com/office/drawing/2014/chartex" xmlns:cx1="http://schemas.microsoft.com/office/drawing/2015/9/8/chartex" xmlns:cx2="http://schemas.microsoft.com/office/drawing/2015/10/21/chartex" xmlns:cx3="http://schemas.microsoft.com/office/drawing/2016/5/9/chartex" xmlns:cx4="http://schemas.microsoft.com/office/drawing/2016/5/10/chartex" xmlns:cx5="http://schemas.microsoft.com/office/drawing/2016/5/11/chartex" xmlns:cx6="http://schemas.microsoft.com/office/drawing/2016/5/12/chartex" xmlns:cx7="http://schemas.microsoft.com/office/drawing/2016/5/13/chartex" xmlns:cx8="http://schemas.microsoft.com/office/drawing/2016/5/14/chartex" xmlns:mc="http://schemas.openxmlformats.org/markup-compatibility/2006" xmlns:aink="http://schemas.microsoft.com/office/drawing/2016/ink" xmlns:am3d="http://schemas.microsoft.com/office/drawing/2017/model3d" xmlns:o="urn:schemas-microsoft-com:office:office" xmlns:oel="http://schemas.microsoft.com/office/2019/extlst" xmlns:r="http://schemas.openxmlformats.org/officeDocument/2006/relationships" xmlns:m="http://schemas.openxmlformats.org/officeDocument/2006/math" xmlns:v="urn:schemas-microsoft-com:vml" xmlns:wp14="http://schemas.microsoft.com/office/word/2010/wordprocessingDrawing" xmlns:wp="http://schemas.openxmlformats.org/drawingml/2006/wordprocessingDrawing" xmlns:w10="urn:schemas-microsoft-com:office:word" xmlns:w="http://schemas.openxmlformats.org/wordprocessingml/2006/main" xmlns:w14="http://schemas.microsoft.com/office/word/2010/wordml" xmlns:w15="http://schemas.microsoft.com/office/word/2012/wordml" xmlns:w16cex="http://schemas.microsoft.com/office/word/2018/wordml/cex" xmlns:w16cid="http://schemas.microsoft.com/office/word/2016/wordml/cid" xmlns:w16="http://schemas.microsoft.com/office/word/2018/wordml" xmlns:w16sdtdh="http://schemas.microsoft.com/office/word/2020/wordml/sdtdatahash" xmlns:w16se="http://schemas.microsoft.com/office/word/2015/wordml/symex" xmlns:wpg="http://schemas.microsoft.com/office/word/2010/wordprocessingGroup" xmlns:wpi="http://schemas.microsoft.com/office/word/2010/wordprocessingInk" xmlns:wne="http://schemas.microsoft.com/office/word/2006/wordml" xmlns:wps="http://schemas.microsoft.com/office/word/2010/wordprocessingShape" mc:Ignorable="w14 w15 w16se w16cid w16 w16cex w16sdtdh wp14">
   <w:abstractNum w:abstractNumId="0" w15:restartNumberingAfterBreak="0">
     <w:nsid w:val="19365752"/>
     <w:multiLevelType w:val="hybridMultilevel"/>
@@ -2640,16 +3132,16 @@
       <w:lvlJc w:val="left"/>
     </w:lvl>
   </w:abstractNum>
-  <w:num w:numId="1">
+  <w:num w:numId="1" w16cid:durableId="111827201">
     <w:abstractNumId w:val="2"/>
   </w:num>
-  <w:num w:numId="2">
+  <w:num w:numId="2" w16cid:durableId="638461870">
     <w:abstractNumId w:val="3"/>
   </w:num>
-  <w:num w:numId="3">
+  <w:num w:numId="3" w16cid:durableId="1636108377">
     <w:abstractNumId w:val="1"/>
   </w:num>
-  <w:num w:numId="4">
+  <w:num w:numId="4" w16cid:durableId="1801920627">
     <w:abstractNumId w:val="0"/>
   </w:num>
 </w:numbering>
@@ -2774,6 +3266,7 @@
     <w:lsdException w:name="HTML Sample" w:semiHidden="1" w:unhideWhenUsed="1"/>
     <w:lsdException w:name="HTML Typewriter" w:semiHidden="1" w:unhideWhenUsed="1"/>
     <w:lsdException w:name="HTML Variable" w:semiHidden="1" w:unhideWhenUsed="1"/>
+    <w:lsdException w:name="Normal Table" w:semiHidden="1" w:unhideWhenUsed="1"/>
     <w:lsdException w:name="annotation subject" w:semiHidden="1" w:unhideWhenUsed="1"/>
     <w:lsdException w:name="No List" w:semiHidden="1" w:unhideWhenUsed="1"/>
     <w:lsdException w:name="Outline List 1" w:semiHidden="1" w:unhideWhenUsed="1"/>
@@ -2816,8 +3309,11 @@
     <w:lsdException w:name="Table Contemporary" w:semiHidden="1" w:unhideWhenUsed="1"/>
     <w:lsdException w:name="Table Elegant" w:semiHidden="1" w:unhideWhenUsed="1"/>
     <w:lsdException w:name="Table Professional" w:semiHidden="1" w:unhideWhenUsed="1"/>
+    <w:lsdException w:name="Table Subtle 1" w:semiHidden="1" w:unhideWhenUsed="1"/>
     <w:lsdException w:name="Table Subtle 2" w:semiHidden="1" w:unhideWhenUsed="1"/>
     <w:lsdException w:name="Table Web 1" w:semiHidden="1" w:unhideWhenUsed="1"/>
+    <w:lsdException w:name="Table Web 2" w:semiHidden="1" w:unhideWhenUsed="1"/>
+    <w:lsdException w:name="Table Web 3" w:semiHidden="1" w:unhideWhenUsed="1"/>
     <w:lsdException w:name="Balloon Text" w:semiHidden="1" w:unhideWhenUsed="1"/>
     <w:lsdException w:name="Table Grid" w:uiPriority="0"/>
     <w:lsdException w:name="Table Theme" w:semiHidden="1" w:unhideWhenUsed="1"/>
